--- a/docs/word/08-Guida-Operatore.docx
+++ b/docs/word/08-Guida-Operatore.docx
@@ -11,7 +11,7 @@
           <w:noProof/>
         </w:rPr>
         <w:drawing>
-          <wp:inline distT="0" distB="0" distL="0" distR="0" wp14:anchorId="095D2329" wp14:editId="551A88C7">
+          <wp:inline distT="0" distB="0" distL="0" distR="0" wp14:anchorId="6D9FBEF7" wp14:editId="246DF900">
             <wp:extent cx="1981200" cy="771525"/>
             <wp:effectExtent l="0" t="0" r="0" b="0"/>
             <wp:docPr id="1" name="Immagine 1"/>
@@ -343,7 +343,7 @@
                 <w:sz w:val="19"/>
                 <w:szCs w:val="19"/>
               </w:rPr>
-              <w:t>Documento</w:t>
+              <w:t>Indirizzo (produzione)</w:t>
             </w:r>
           </w:p>
         </w:tc>
@@ -374,7 +374,7 @@
                 <w:sz w:val="19"/>
                 <w:szCs w:val="19"/>
               </w:rPr>
-              <w:t>OP — Guida per l’operatore</w:t>
+              <w:t>https://guestportal.dompe.com</w:t>
             </w:r>
           </w:p>
         </w:tc>
@@ -413,7 +413,7 @@
                 <w:sz w:val="19"/>
                 <w:szCs w:val="19"/>
               </w:rPr>
-              <w:t>Versione</w:t>
+              <w:t>Documento</w:t>
             </w:r>
           </w:p>
         </w:tc>
@@ -444,7 +444,7 @@
                 <w:sz w:val="19"/>
                 <w:szCs w:val="19"/>
               </w:rPr>
-              <w:t>1.0</w:t>
+              <w:t>OP — Guida per l’operatore</w:t>
             </w:r>
           </w:p>
         </w:tc>
@@ -483,7 +483,7 @@
                 <w:sz w:val="19"/>
                 <w:szCs w:val="19"/>
               </w:rPr>
-              <w:t>Data di emissione</w:t>
+              <w:t>Versione</w:t>
             </w:r>
           </w:p>
         </w:tc>
@@ -514,7 +514,7 @@
                 <w:sz w:val="19"/>
                 <w:szCs w:val="19"/>
               </w:rPr>
-              <w:t>22 settembre 2026</w:t>
+              <w:t>1.0</w:t>
             </w:r>
           </w:p>
         </w:tc>
@@ -553,7 +553,7 @@
                 <w:sz w:val="19"/>
                 <w:szCs w:val="19"/>
               </w:rPr>
-              <w:t>Stato</w:t>
+              <w:t>Data di emissione</w:t>
             </w:r>
           </w:p>
         </w:tc>
@@ -584,7 +584,7 @@
                 <w:sz w:val="19"/>
                 <w:szCs w:val="19"/>
               </w:rPr>
-              <w:t>Emesso</w:t>
+              <w:t>25 settembre 2026</w:t>
             </w:r>
           </w:p>
         </w:tc>
@@ -623,7 +623,7 @@
                 <w:sz w:val="19"/>
                 <w:szCs w:val="19"/>
               </w:rPr>
-              <w:t>Destinatari</w:t>
+              <w:t>Stato</w:t>
             </w:r>
           </w:p>
         </w:tc>
@@ -654,7 +654,7 @@
                 <w:sz w:val="19"/>
                 <w:szCs w:val="19"/>
               </w:rPr>
-              <w:t>Reception, front office, service desk</w:t>
+              <w:t>Emesso</w:t>
             </w:r>
           </w:p>
         </w:tc>
@@ -693,7 +693,7 @@
                 <w:sz w:val="19"/>
                 <w:szCs w:val="19"/>
               </w:rPr>
-              <w:t>Classificazione</w:t>
+              <w:t>Destinatari</w:t>
             </w:r>
           </w:p>
         </w:tc>
@@ -724,7 +724,7 @@
                 <w:sz w:val="19"/>
                 <w:szCs w:val="19"/>
               </w:rPr>
-              <w:t>Uso interno</w:t>
+              <w:t>Reception, front office, service desk</w:t>
             </w:r>
           </w:p>
         </w:tc>
@@ -763,7 +763,7 @@
                 <w:sz w:val="19"/>
                 <w:szCs w:val="19"/>
               </w:rPr>
-              <w:t>Repository di riferimento</w:t>
+              <w:t>Classificazione</w:t>
             </w:r>
           </w:p>
         </w:tc>
@@ -794,7 +794,7 @@
                 <w:sz w:val="19"/>
                 <w:szCs w:val="19"/>
               </w:rPr>
-              <w:t>github.com/ACF-Dompe/Centralino</w:t>
+              <w:t>Uso interno</w:t>
             </w:r>
           </w:p>
         </w:tc>
@@ -833,7 +833,7 @@
                 <w:sz w:val="19"/>
                 <w:szCs w:val="19"/>
               </w:rPr>
-              <w:t>Revisione del codice</w:t>
+              <w:t>Repository di riferimento</w:t>
             </w:r>
           </w:p>
         </w:tc>
@@ -864,23 +864,82 @@
                 <w:sz w:val="19"/>
                 <w:szCs w:val="19"/>
               </w:rPr>
+              <w:t>github.com/ACF-Dompe/Centralino</w:t>
+            </w:r>
+          </w:p>
+        </w:tc>
+      </w:tr>
+      <w:tr>
+        <w:tblPrEx>
+          <w:tblCellMar>
+            <w:top w:w="0" w:type="dxa"/>
+            <w:bottom w:w="0" w:type="dxa"/>
+          </w:tblCellMar>
+        </w:tblPrEx>
+        <w:tc>
+          <w:tcPr>
+            <w:tcW w:w="2891" w:type="dxa"/>
+            <w:tcBorders>
+              <w:top w:val="single" w:sz="4" w:space="0" w:color="D9D9D9"/>
+              <w:left w:val="single" w:sz="4" w:space="0" w:color="D9D9D9"/>
+              <w:bottom w:val="single" w:sz="4" w:space="0" w:color="D9D9D9"/>
+              <w:right w:val="single" w:sz="4" w:space="0" w:color="D9D9D9"/>
+            </w:tcBorders>
+            <w:shd w:val="clear" w:color="auto" w:fill="F0F0F0"/>
+            <w:tcMar>
+              <w:top w:w="70" w:type="dxa"/>
+              <w:left w:w="110" w:type="dxa"/>
+              <w:bottom w:w="70" w:type="dxa"/>
+              <w:right w:w="110" w:type="dxa"/>
+            </w:tcMar>
+            <w:vAlign w:val="center"/>
+          </w:tcPr>
+          <w:p>
+            <w:pPr>
+              <w:spacing w:after="0" w:line="264" w:lineRule="auto"/>
+            </w:pPr>
+            <w:r>
+              <w:rPr>
+                <w:sz w:val="19"/>
+                <w:szCs w:val="19"/>
+              </w:rPr>
+              <w:t>Revisione del codice</w:t>
+            </w:r>
+          </w:p>
+        </w:tc>
+        <w:tc>
+          <w:tcPr>
+            <w:tcW w:w="6747" w:type="dxa"/>
+            <w:tcBorders>
+              <w:top w:val="single" w:sz="4" w:space="0" w:color="D9D9D9"/>
+              <w:left w:val="single" w:sz="4" w:space="0" w:color="D9D9D9"/>
+              <w:bottom w:val="single" w:sz="4" w:space="0" w:color="D9D9D9"/>
+              <w:right w:val="single" w:sz="4" w:space="0" w:color="D9D9D9"/>
+            </w:tcBorders>
+            <w:shd w:val="clear" w:color="auto" w:fill="F0F0F0"/>
+            <w:tcMar>
+              <w:top w:w="70" w:type="dxa"/>
+              <w:left w:w="110" w:type="dxa"/>
+              <w:bottom w:w="70" w:type="dxa"/>
+              <w:right w:w="110" w:type="dxa"/>
+            </w:tcMar>
+            <w:vAlign w:val="center"/>
+          </w:tcPr>
+          <w:p>
+            <w:pPr>
+              <w:spacing w:after="0" w:line="264" w:lineRule="auto"/>
+            </w:pPr>
+            <w:r>
+              <w:rPr>
+                <w:sz w:val="19"/>
+                <w:szCs w:val="19"/>
+              </w:rPr>
               <w:t>main · f427890</w:t>
             </w:r>
           </w:p>
         </w:tc>
       </w:tr>
     </w:tbl>
-    <w:p>
-      <w:pPr>
-        <w:rPr>
-          <w:i/>
-          <w:iCs/>
-          <w:color w:val="5A5A5A"/>
-          <w:sz w:val="15"/>
-          <w:szCs w:val="15"/>
-        </w:rPr>
-      </w:pPr>
-    </w:p>
     <w:p>
       <w:r>
         <w:br w:type="page"/>
@@ -907,7 +966,7 @@
     <w:sdt>
       <w:sdtPr>
         <w:alias w:val="Indice"/>
-        <w:id w:val="-1150595356"/>
+        <w:id w:val="-1348787045"/>
       </w:sdtPr>
       <w:sdtContent>
         <w:p>
@@ -929,7 +988,7 @@
           <w:r>
             <w:fldChar w:fldCharType="separate"/>
           </w:r>
-          <w:hyperlink w:anchor="_Toc240987583" w:history="1">
+          <w:hyperlink w:anchor="_Toc241222308" w:history="1">
             <w:r>
               <w:rPr>
                 <w:rStyle w:val="Collegamentoipertestuale"/>
@@ -953,7 +1012,7 @@
               <w:rPr>
                 <w:noProof/>
               </w:rPr>
-              <w:instrText xml:space="preserve"> PAGEREF _Toc240987583 \h </w:instrText>
+              <w:instrText xml:space="preserve"> PAGEREF _Toc241222308 \h </w:instrText>
             </w:r>
             <w:r>
               <w:rPr>
@@ -990,7 +1049,7 @@
               <w:noProof/>
             </w:rPr>
           </w:pPr>
-          <w:hyperlink w:anchor="_Toc240987584" w:history="1">
+          <w:hyperlink w:anchor="_Toc241222309" w:history="1">
             <w:r>
               <w:rPr>
                 <w:rStyle w:val="Collegamentoipertestuale"/>
@@ -1014,7 +1073,7 @@
               <w:rPr>
                 <w:noProof/>
               </w:rPr>
-              <w:instrText xml:space="preserve"> PAGEREF _Toc240987584 \h </w:instrText>
+              <w:instrText xml:space="preserve"> PAGEREF _Toc241222309 \h </w:instrText>
             </w:r>
             <w:r>
               <w:rPr>
@@ -1051,7 +1110,7 @@
               <w:noProof/>
             </w:rPr>
           </w:pPr>
-          <w:hyperlink w:anchor="_Toc240987585" w:history="1">
+          <w:hyperlink w:anchor="_Toc241222310" w:history="1">
             <w:r>
               <w:rPr>
                 <w:rStyle w:val="Collegamentoipertestuale"/>
@@ -1075,7 +1134,7 @@
               <w:rPr>
                 <w:noProof/>
               </w:rPr>
-              <w:instrText xml:space="preserve"> PAGEREF _Toc240987585 \h </w:instrText>
+              <w:instrText xml:space="preserve"> PAGEREF _Toc241222310 \h </w:instrText>
             </w:r>
             <w:r>
               <w:rPr>
@@ -1112,7 +1171,7 @@
               <w:noProof/>
             </w:rPr>
           </w:pPr>
-          <w:hyperlink w:anchor="_Toc240987586" w:history="1">
+          <w:hyperlink w:anchor="_Toc241222311" w:history="1">
             <w:r>
               <w:rPr>
                 <w:rStyle w:val="Collegamentoipertestuale"/>
@@ -1136,7 +1195,7 @@
               <w:rPr>
                 <w:noProof/>
               </w:rPr>
-              <w:instrText xml:space="preserve"> PAGEREF _Toc240987586 \h </w:instrText>
+              <w:instrText xml:space="preserve"> PAGEREF _Toc241222311 \h </w:instrText>
             </w:r>
             <w:r>
               <w:rPr>
@@ -1173,7 +1232,7 @@
               <w:noProof/>
             </w:rPr>
           </w:pPr>
-          <w:hyperlink w:anchor="_Toc240987587" w:history="1">
+          <w:hyperlink w:anchor="_Toc241222312" w:history="1">
             <w:r>
               <w:rPr>
                 <w:rStyle w:val="Collegamentoipertestuale"/>
@@ -1197,7 +1256,7 @@
               <w:rPr>
                 <w:noProof/>
               </w:rPr>
-              <w:instrText xml:space="preserve"> PAGEREF _Toc240987587 \h </w:instrText>
+              <w:instrText xml:space="preserve"> PAGEREF _Toc241222312 \h </w:instrText>
             </w:r>
             <w:r>
               <w:rPr>
@@ -1234,7 +1293,7 @@
               <w:noProof/>
             </w:rPr>
           </w:pPr>
-          <w:hyperlink w:anchor="_Toc240987588" w:history="1">
+          <w:hyperlink w:anchor="_Toc241222313" w:history="1">
             <w:r>
               <w:rPr>
                 <w:rStyle w:val="Collegamentoipertestuale"/>
@@ -1258,7 +1317,7 @@
               <w:rPr>
                 <w:noProof/>
               </w:rPr>
-              <w:instrText xml:space="preserve"> PAGEREF _Toc240987588 \h </w:instrText>
+              <w:instrText xml:space="preserve"> PAGEREF _Toc241222313 \h </w:instrText>
             </w:r>
             <w:r>
               <w:rPr>
@@ -1295,7 +1354,7 @@
               <w:noProof/>
             </w:rPr>
           </w:pPr>
-          <w:hyperlink w:anchor="_Toc240987589" w:history="1">
+          <w:hyperlink w:anchor="_Toc241222314" w:history="1">
             <w:r>
               <w:rPr>
                 <w:rStyle w:val="Collegamentoipertestuale"/>
@@ -1319,7 +1378,7 @@
               <w:rPr>
                 <w:noProof/>
               </w:rPr>
-              <w:instrText xml:space="preserve"> PAGEREF _Toc240987589 \h </w:instrText>
+              <w:instrText xml:space="preserve"> PAGEREF _Toc241222314 \h </w:instrText>
             </w:r>
             <w:r>
               <w:rPr>
@@ -1356,7 +1415,7 @@
               <w:noProof/>
             </w:rPr>
           </w:pPr>
-          <w:hyperlink w:anchor="_Toc240987590" w:history="1">
+          <w:hyperlink w:anchor="_Toc241222315" w:history="1">
             <w:r>
               <w:rPr>
                 <w:rStyle w:val="Collegamentoipertestuale"/>
@@ -1380,7 +1439,7 @@
               <w:rPr>
                 <w:noProof/>
               </w:rPr>
-              <w:instrText xml:space="preserve"> PAGEREF _Toc240987590 \h </w:instrText>
+              <w:instrText xml:space="preserve"> PAGEREF _Toc241222315 \h </w:instrText>
             </w:r>
             <w:r>
               <w:rPr>
@@ -1417,7 +1476,7 @@
               <w:noProof/>
             </w:rPr>
           </w:pPr>
-          <w:hyperlink w:anchor="_Toc240987591" w:history="1">
+          <w:hyperlink w:anchor="_Toc241222316" w:history="1">
             <w:r>
               <w:rPr>
                 <w:rStyle w:val="Collegamentoipertestuale"/>
@@ -1441,7 +1500,7 @@
               <w:rPr>
                 <w:noProof/>
               </w:rPr>
-              <w:instrText xml:space="preserve"> PAGEREF _Toc240987591 \h </w:instrText>
+              <w:instrText xml:space="preserve"> PAGEREF _Toc241222316 \h </w:instrText>
             </w:r>
             <w:r>
               <w:rPr>
@@ -1478,7 +1537,7 @@
               <w:noProof/>
             </w:rPr>
           </w:pPr>
-          <w:hyperlink w:anchor="_Toc240987592" w:history="1">
+          <w:hyperlink w:anchor="_Toc241222317" w:history="1">
             <w:r>
               <w:rPr>
                 <w:rStyle w:val="Collegamentoipertestuale"/>
@@ -1502,7 +1561,7 @@
               <w:rPr>
                 <w:noProof/>
               </w:rPr>
-              <w:instrText xml:space="preserve"> PAGEREF _Toc240987592 \h </w:instrText>
+              <w:instrText xml:space="preserve"> PAGEREF _Toc241222317 \h </w:instrText>
             </w:r>
             <w:r>
               <w:rPr>
@@ -1539,7 +1598,7 @@
               <w:noProof/>
             </w:rPr>
           </w:pPr>
-          <w:hyperlink w:anchor="_Toc240987593" w:history="1">
+          <w:hyperlink w:anchor="_Toc241222318" w:history="1">
             <w:r>
               <w:rPr>
                 <w:rStyle w:val="Collegamentoipertestuale"/>
@@ -1563,7 +1622,7 @@
               <w:rPr>
                 <w:noProof/>
               </w:rPr>
-              <w:instrText xml:space="preserve"> PAGEREF _Toc240987593 \h </w:instrText>
+              <w:instrText xml:space="preserve"> PAGEREF _Toc241222318 \h </w:instrText>
             </w:r>
             <w:r>
               <w:rPr>
@@ -1600,7 +1659,7 @@
               <w:noProof/>
             </w:rPr>
           </w:pPr>
-          <w:hyperlink w:anchor="_Toc240987594" w:history="1">
+          <w:hyperlink w:anchor="_Toc241222319" w:history="1">
             <w:r>
               <w:rPr>
                 <w:rStyle w:val="Collegamentoipertestuale"/>
@@ -1624,7 +1683,7 @@
               <w:rPr>
                 <w:noProof/>
               </w:rPr>
-              <w:instrText xml:space="preserve"> PAGEREF _Toc240987594 \h </w:instrText>
+              <w:instrText xml:space="preserve"> PAGEREF _Toc241222319 \h </w:instrText>
             </w:r>
             <w:r>
               <w:rPr>
@@ -1661,7 +1720,7 @@
               <w:noProof/>
             </w:rPr>
           </w:pPr>
-          <w:hyperlink w:anchor="_Toc240987595" w:history="1">
+          <w:hyperlink w:anchor="_Toc241222320" w:history="1">
             <w:r>
               <w:rPr>
                 <w:rStyle w:val="Collegamentoipertestuale"/>
@@ -1685,7 +1744,7 @@
               <w:rPr>
                 <w:noProof/>
               </w:rPr>
-              <w:instrText xml:space="preserve"> PAGEREF _Toc240987595 \h </w:instrText>
+              <w:instrText xml:space="preserve"> PAGEREF _Toc241222320 \h </w:instrText>
             </w:r>
             <w:r>
               <w:rPr>
@@ -1722,7 +1781,7 @@
               <w:noProof/>
             </w:rPr>
           </w:pPr>
-          <w:hyperlink w:anchor="_Toc240987596" w:history="1">
+          <w:hyperlink w:anchor="_Toc241222321" w:history="1">
             <w:r>
               <w:rPr>
                 <w:rStyle w:val="Collegamentoipertestuale"/>
@@ -1746,7 +1805,7 @@
               <w:rPr>
                 <w:noProof/>
               </w:rPr>
-              <w:instrText xml:space="preserve"> PAGEREF _Toc240987596 \h </w:instrText>
+              <w:instrText xml:space="preserve"> PAGEREF _Toc241222321 \h </w:instrText>
             </w:r>
             <w:r>
               <w:rPr>
@@ -1783,7 +1842,7 @@
               <w:noProof/>
             </w:rPr>
           </w:pPr>
-          <w:hyperlink w:anchor="_Toc240987597" w:history="1">
+          <w:hyperlink w:anchor="_Toc241222322" w:history="1">
             <w:r>
               <w:rPr>
                 <w:rStyle w:val="Collegamentoipertestuale"/>
@@ -1807,7 +1866,7 @@
               <w:rPr>
                 <w:noProof/>
               </w:rPr>
-              <w:instrText xml:space="preserve"> PAGEREF _Toc240987597 \h </w:instrText>
+              <w:instrText xml:space="preserve"> PAGEREF _Toc241222322 \h </w:instrText>
             </w:r>
             <w:r>
               <w:rPr>
@@ -1844,7 +1903,7 @@
               <w:noProof/>
             </w:rPr>
           </w:pPr>
-          <w:hyperlink w:anchor="_Toc240987598" w:history="1">
+          <w:hyperlink w:anchor="_Toc241222323" w:history="1">
             <w:r>
               <w:rPr>
                 <w:rStyle w:val="Collegamentoipertestuale"/>
@@ -1868,7 +1927,7 @@
               <w:rPr>
                 <w:noProof/>
               </w:rPr>
-              <w:instrText xml:space="preserve"> PAGEREF _Toc240987598 \h </w:instrText>
+              <w:instrText xml:space="preserve"> PAGEREF _Toc241222323 \h </w:instrText>
             </w:r>
             <w:r>
               <w:rPr>
@@ -1905,7 +1964,7 @@
               <w:noProof/>
             </w:rPr>
           </w:pPr>
-          <w:hyperlink w:anchor="_Toc240987599" w:history="1">
+          <w:hyperlink w:anchor="_Toc241222324" w:history="1">
             <w:r>
               <w:rPr>
                 <w:rStyle w:val="Collegamentoipertestuale"/>
@@ -1929,7 +1988,7 @@
               <w:rPr>
                 <w:noProof/>
               </w:rPr>
-              <w:instrText xml:space="preserve"> PAGEREF _Toc240987599 \h </w:instrText>
+              <w:instrText xml:space="preserve"> PAGEREF _Toc241222324 \h </w:instrText>
             </w:r>
             <w:r>
               <w:rPr>
@@ -1966,7 +2025,7 @@
               <w:noProof/>
             </w:rPr>
           </w:pPr>
-          <w:hyperlink w:anchor="_Toc240987600" w:history="1">
+          <w:hyperlink w:anchor="_Toc241222325" w:history="1">
             <w:r>
               <w:rPr>
                 <w:rStyle w:val="Collegamentoipertestuale"/>
@@ -1990,7 +2049,7 @@
               <w:rPr>
                 <w:noProof/>
               </w:rPr>
-              <w:instrText xml:space="preserve"> PAGEREF _Toc240987600 \h </w:instrText>
+              <w:instrText xml:space="preserve"> PAGEREF _Toc241222325 \h </w:instrText>
             </w:r>
             <w:r>
               <w:rPr>
@@ -2027,7 +2086,7 @@
               <w:noProof/>
             </w:rPr>
           </w:pPr>
-          <w:hyperlink w:anchor="_Toc240987601" w:history="1">
+          <w:hyperlink w:anchor="_Toc241222326" w:history="1">
             <w:r>
               <w:rPr>
                 <w:rStyle w:val="Collegamentoipertestuale"/>
@@ -2051,7 +2110,7 @@
               <w:rPr>
                 <w:noProof/>
               </w:rPr>
-              <w:instrText xml:space="preserve"> PAGEREF _Toc240987601 \h </w:instrText>
+              <w:instrText xml:space="preserve"> PAGEREF _Toc241222326 \h </w:instrText>
             </w:r>
             <w:r>
               <w:rPr>
@@ -2088,7 +2147,7 @@
               <w:noProof/>
             </w:rPr>
           </w:pPr>
-          <w:hyperlink w:anchor="_Toc240987602" w:history="1">
+          <w:hyperlink w:anchor="_Toc241222327" w:history="1">
             <w:r>
               <w:rPr>
                 <w:rStyle w:val="Collegamentoipertestuale"/>
@@ -2112,7 +2171,7 @@
               <w:rPr>
                 <w:noProof/>
               </w:rPr>
-              <w:instrText xml:space="preserve"> PAGEREF _Toc240987602 \h </w:instrText>
+              <w:instrText xml:space="preserve"> PAGEREF _Toc241222327 \h </w:instrText>
             </w:r>
             <w:r>
               <w:rPr>
@@ -2149,7 +2208,7 @@
               <w:noProof/>
             </w:rPr>
           </w:pPr>
-          <w:hyperlink w:anchor="_Toc240987603" w:history="1">
+          <w:hyperlink w:anchor="_Toc241222328" w:history="1">
             <w:r>
               <w:rPr>
                 <w:rStyle w:val="Collegamentoipertestuale"/>
@@ -2173,7 +2232,7 @@
               <w:rPr>
                 <w:noProof/>
               </w:rPr>
-              <w:instrText xml:space="preserve"> PAGEREF _Toc240987603 \h </w:instrText>
+              <w:instrText xml:space="preserve"> PAGEREF _Toc241222328 \h </w:instrText>
             </w:r>
             <w:r>
               <w:rPr>
@@ -2210,7 +2269,7 @@
               <w:noProof/>
             </w:rPr>
           </w:pPr>
-          <w:hyperlink w:anchor="_Toc240987604" w:history="1">
+          <w:hyperlink w:anchor="_Toc241222329" w:history="1">
             <w:r>
               <w:rPr>
                 <w:rStyle w:val="Collegamentoipertestuale"/>
@@ -2234,7 +2293,7 @@
               <w:rPr>
                 <w:noProof/>
               </w:rPr>
-              <w:instrText xml:space="preserve"> PAGEREF _Toc240987604 \h </w:instrText>
+              <w:instrText xml:space="preserve"> PAGEREF _Toc241222329 \h </w:instrText>
             </w:r>
             <w:r>
               <w:rPr>
@@ -2271,7 +2330,7 @@
               <w:noProof/>
             </w:rPr>
           </w:pPr>
-          <w:hyperlink w:anchor="_Toc240987605" w:history="1">
+          <w:hyperlink w:anchor="_Toc241222330" w:history="1">
             <w:r>
               <w:rPr>
                 <w:rStyle w:val="Collegamentoipertestuale"/>
@@ -2295,7 +2354,7 @@
               <w:rPr>
                 <w:noProof/>
               </w:rPr>
-              <w:instrText xml:space="preserve"> PAGEREF _Toc240987605 \h </w:instrText>
+              <w:instrText xml:space="preserve"> PAGEREF _Toc241222330 \h </w:instrText>
             </w:r>
             <w:r>
               <w:rPr>
@@ -2332,7 +2391,7 @@
               <w:noProof/>
             </w:rPr>
           </w:pPr>
-          <w:hyperlink w:anchor="_Toc240987606" w:history="1">
+          <w:hyperlink w:anchor="_Toc241222331" w:history="1">
             <w:r>
               <w:rPr>
                 <w:rStyle w:val="Collegamentoipertestuale"/>
@@ -2356,7 +2415,7 @@
               <w:rPr>
                 <w:noProof/>
               </w:rPr>
-              <w:instrText xml:space="preserve"> PAGEREF _Toc240987606 \h </w:instrText>
+              <w:instrText xml:space="preserve"> PAGEREF _Toc241222331 \h </w:instrText>
             </w:r>
             <w:r>
               <w:rPr>
@@ -2393,7 +2452,7 @@
               <w:noProof/>
             </w:rPr>
           </w:pPr>
-          <w:hyperlink w:anchor="_Toc240987607" w:history="1">
+          <w:hyperlink w:anchor="_Toc241222332" w:history="1">
             <w:r>
               <w:rPr>
                 <w:rStyle w:val="Collegamentoipertestuale"/>
@@ -2417,7 +2476,7 @@
               <w:rPr>
                 <w:noProof/>
               </w:rPr>
-              <w:instrText xml:space="preserve"> PAGEREF _Toc240987607 \h </w:instrText>
+              <w:instrText xml:space="preserve"> PAGEREF _Toc241222332 \h </w:instrText>
             </w:r>
             <w:r>
               <w:rPr>
@@ -2454,7 +2513,7 @@
               <w:noProof/>
             </w:rPr>
           </w:pPr>
-          <w:hyperlink w:anchor="_Toc240987608" w:history="1">
+          <w:hyperlink w:anchor="_Toc241222333" w:history="1">
             <w:r>
               <w:rPr>
                 <w:rStyle w:val="Collegamentoipertestuale"/>
@@ -2478,7 +2537,7 @@
               <w:rPr>
                 <w:noProof/>
               </w:rPr>
-              <w:instrText xml:space="preserve"> PAGEREF _Toc240987608 \h </w:instrText>
+              <w:instrText xml:space="preserve"> PAGEREF _Toc241222333 \h </w:instrText>
             </w:r>
             <w:r>
               <w:rPr>
@@ -2515,7 +2574,7 @@
               <w:noProof/>
             </w:rPr>
           </w:pPr>
-          <w:hyperlink w:anchor="_Toc240987609" w:history="1">
+          <w:hyperlink w:anchor="_Toc241222334" w:history="1">
             <w:r>
               <w:rPr>
                 <w:rStyle w:val="Collegamentoipertestuale"/>
@@ -2539,7 +2598,7 @@
               <w:rPr>
                 <w:noProof/>
               </w:rPr>
-              <w:instrText xml:space="preserve"> PAGEREF _Toc240987609 \h </w:instrText>
+              <w:instrText xml:space="preserve"> PAGEREF _Toc241222334 \h </w:instrText>
             </w:r>
             <w:r>
               <w:rPr>
@@ -2576,7 +2635,7 @@
               <w:noProof/>
             </w:rPr>
           </w:pPr>
-          <w:hyperlink w:anchor="_Toc240987610" w:history="1">
+          <w:hyperlink w:anchor="_Toc241222335" w:history="1">
             <w:r>
               <w:rPr>
                 <w:rStyle w:val="Collegamentoipertestuale"/>
@@ -2600,7 +2659,7 @@
               <w:rPr>
                 <w:noProof/>
               </w:rPr>
-              <w:instrText xml:space="preserve"> PAGEREF _Toc240987610 \h </w:instrText>
+              <w:instrText xml:space="preserve"> PAGEREF _Toc241222335 \h </w:instrText>
             </w:r>
             <w:r>
               <w:rPr>
@@ -2637,7 +2696,7 @@
               <w:noProof/>
             </w:rPr>
           </w:pPr>
-          <w:hyperlink w:anchor="_Toc240987611" w:history="1">
+          <w:hyperlink w:anchor="_Toc241222336" w:history="1">
             <w:r>
               <w:rPr>
                 <w:rStyle w:val="Collegamentoipertestuale"/>
@@ -2661,7 +2720,7 @@
               <w:rPr>
                 <w:noProof/>
               </w:rPr>
-              <w:instrText xml:space="preserve"> PAGEREF _Toc240987611 \h </w:instrText>
+              <w:instrText xml:space="preserve"> PAGEREF _Toc241222336 \h </w:instrText>
             </w:r>
             <w:r>
               <w:rPr>
@@ -2698,7 +2757,7 @@
               <w:noProof/>
             </w:rPr>
           </w:pPr>
-          <w:hyperlink w:anchor="_Toc240987612" w:history="1">
+          <w:hyperlink w:anchor="_Toc241222337" w:history="1">
             <w:r>
               <w:rPr>
                 <w:rStyle w:val="Collegamentoipertestuale"/>
@@ -2722,7 +2781,7 @@
               <w:rPr>
                 <w:noProof/>
               </w:rPr>
-              <w:instrText xml:space="preserve"> PAGEREF _Toc240987612 \h </w:instrText>
+              <w:instrText xml:space="preserve"> PAGEREF _Toc241222337 \h </w:instrText>
             </w:r>
             <w:r>
               <w:rPr>
@@ -2759,7 +2818,7 @@
               <w:noProof/>
             </w:rPr>
           </w:pPr>
-          <w:hyperlink w:anchor="_Toc240987613" w:history="1">
+          <w:hyperlink w:anchor="_Toc241222338" w:history="1">
             <w:r>
               <w:rPr>
                 <w:rStyle w:val="Collegamentoipertestuale"/>
@@ -2783,7 +2842,7 @@
               <w:rPr>
                 <w:noProof/>
               </w:rPr>
-              <w:instrText xml:space="preserve"> PAGEREF _Toc240987613 \h </w:instrText>
+              <w:instrText xml:space="preserve"> PAGEREF _Toc241222338 \h </w:instrText>
             </w:r>
             <w:r>
               <w:rPr>
@@ -2820,7 +2879,7 @@
               <w:noProof/>
             </w:rPr>
           </w:pPr>
-          <w:hyperlink w:anchor="_Toc240987614" w:history="1">
+          <w:hyperlink w:anchor="_Toc241222339" w:history="1">
             <w:r>
               <w:rPr>
                 <w:rStyle w:val="Collegamentoipertestuale"/>
@@ -2844,7 +2903,7 @@
               <w:rPr>
                 <w:noProof/>
               </w:rPr>
-              <w:instrText xml:space="preserve"> PAGEREF _Toc240987614 \h </w:instrText>
+              <w:instrText xml:space="preserve"> PAGEREF _Toc241222339 \h </w:instrText>
             </w:r>
             <w:r>
               <w:rPr>
@@ -2881,7 +2940,7 @@
               <w:noProof/>
             </w:rPr>
           </w:pPr>
-          <w:hyperlink w:anchor="_Toc240987615" w:history="1">
+          <w:hyperlink w:anchor="_Toc241222340" w:history="1">
             <w:r>
               <w:rPr>
                 <w:rStyle w:val="Collegamentoipertestuale"/>
@@ -2905,7 +2964,7 @@
               <w:rPr>
                 <w:noProof/>
               </w:rPr>
-              <w:instrText xml:space="preserve"> PAGEREF _Toc240987615 \h </w:instrText>
+              <w:instrText xml:space="preserve"> PAGEREF _Toc241222340 \h </w:instrText>
             </w:r>
             <w:r>
               <w:rPr>
@@ -2942,7 +3001,7 @@
               <w:noProof/>
             </w:rPr>
           </w:pPr>
-          <w:hyperlink w:anchor="_Toc240987616" w:history="1">
+          <w:hyperlink w:anchor="_Toc241222341" w:history="1">
             <w:r>
               <w:rPr>
                 <w:rStyle w:val="Collegamentoipertestuale"/>
@@ -2966,7 +3025,7 @@
               <w:rPr>
                 <w:noProof/>
               </w:rPr>
-              <w:instrText xml:space="preserve"> PAGEREF _Toc240987616 \h </w:instrText>
+              <w:instrText xml:space="preserve"> PAGEREF _Toc241222341 \h </w:instrText>
             </w:r>
             <w:r>
               <w:rPr>
@@ -3003,7 +3062,7 @@
               <w:noProof/>
             </w:rPr>
           </w:pPr>
-          <w:hyperlink w:anchor="_Toc240987617" w:history="1">
+          <w:hyperlink w:anchor="_Toc241222342" w:history="1">
             <w:r>
               <w:rPr>
                 <w:rStyle w:val="Collegamentoipertestuale"/>
@@ -3027,7 +3086,7 @@
               <w:rPr>
                 <w:noProof/>
               </w:rPr>
-              <w:instrText xml:space="preserve"> PAGEREF _Toc240987617 \h </w:instrText>
+              <w:instrText xml:space="preserve"> PAGEREF _Toc241222342 \h </w:instrText>
             </w:r>
             <w:r>
               <w:rPr>
@@ -3064,7 +3123,7 @@
               <w:noProof/>
             </w:rPr>
           </w:pPr>
-          <w:hyperlink w:anchor="_Toc240987618" w:history="1">
+          <w:hyperlink w:anchor="_Toc241222343" w:history="1">
             <w:r>
               <w:rPr>
                 <w:rStyle w:val="Collegamentoipertestuale"/>
@@ -3088,7 +3147,7 @@
               <w:rPr>
                 <w:noProof/>
               </w:rPr>
-              <w:instrText xml:space="preserve"> PAGEREF _Toc240987618 \h </w:instrText>
+              <w:instrText xml:space="preserve"> PAGEREF _Toc241222343 \h </w:instrText>
             </w:r>
             <w:r>
               <w:rPr>
@@ -3132,7 +3191,7 @@
         </w:pBdr>
         <w:spacing w:after="220"/>
       </w:pPr>
-      <w:bookmarkStart w:id="0" w:name="_Toc240987583"/>
+      <w:bookmarkStart w:id="0" w:name="_Toc241222308"/>
       <w:r>
         <w:rPr>
           <w:color w:val="DC3230"/>
@@ -3168,7 +3227,7 @@
         <w:keepNext/>
         <w:spacing w:before="340" w:after="130"/>
       </w:pPr>
-      <w:bookmarkStart w:id="1" w:name="_Toc240987584"/>
+      <w:bookmarkStart w:id="1" w:name="_Toc241222309"/>
       <w:r>
         <w:rPr>
           <w:color w:val="DC3230"/>
@@ -3191,7 +3250,7 @@
         <w:keepNext/>
         <w:spacing w:before="340" w:after="130"/>
       </w:pPr>
-      <w:bookmarkStart w:id="2" w:name="_Toc240987585"/>
+      <w:bookmarkStart w:id="2" w:name="_Toc241222310"/>
       <w:r>
         <w:rPr>
           <w:color w:val="DC3230"/>
@@ -3213,17 +3272,29 @@
         <w:spacing w:after="70" w:line="280" w:lineRule="auto"/>
       </w:pPr>
       <w:r>
-        <w:t xml:space="preserve">Un </w:t>
+        <w:t>L’</w:t>
       </w:r>
       <w:r>
         <w:rPr>
           <w:b/>
           <w:bCs/>
         </w:rPr>
-        <w:t>computer collegato alla rete aziendale</w:t>
-      </w:r>
-      <w:r>
-        <w:t xml:space="preserve"> o alla VPN.</w:t>
+        <w:t>indirizzo del portale</w:t>
+      </w:r>
+      <w:r>
+        <w:t xml:space="preserve">: </w:t>
+      </w:r>
+      <w:r>
+        <w:rPr>
+          <w:rFonts w:ascii="Consolas" w:eastAsia="Consolas" w:hAnsi="Consolas" w:cs="Consolas"/>
+          <w:color w:val="0A5D65"/>
+          <w:sz w:val="19"/>
+          <w:szCs w:val="19"/>
+        </w:rPr>
+        <w:t>https://guestportal.dompe.com</w:t>
+      </w:r>
+      <w:r>
+        <w:t xml:space="preserve"> — conviene salvarlo fra i preferiti.</w:t>
       </w:r>
     </w:p>
     <w:p>
@@ -3236,17 +3307,17 @@
         <w:spacing w:after="70" w:line="280" w:lineRule="auto"/>
       </w:pPr>
       <w:r>
-        <w:t xml:space="preserve">Il tuo </w:t>
+        <w:t xml:space="preserve">Un </w:t>
       </w:r>
       <w:r>
         <w:rPr>
           <w:b/>
           <w:bCs/>
         </w:rPr>
-        <w:t>account Dompé</w:t>
-      </w:r>
-      <w:r>
-        <w:t xml:space="preserve"> — lo stesso con cui accedi alla posta.</w:t>
+        <w:t>computer collegato alla rete aziendale</w:t>
+      </w:r>
+      <w:r>
+        <w:t xml:space="preserve"> o alla VPN. Da fuori, senza VPN, l’indirizzo non risponde.</w:t>
       </w:r>
     </w:p>
     <w:p>
@@ -3259,6 +3330,29 @@
         <w:spacing w:after="70" w:line="280" w:lineRule="auto"/>
       </w:pPr>
       <w:r>
+        <w:t xml:space="preserve">Il tuo </w:t>
+      </w:r>
+      <w:r>
+        <w:rPr>
+          <w:b/>
+          <w:bCs/>
+        </w:rPr>
+        <w:t>account Dompé</w:t>
+      </w:r>
+      <w:r>
+        <w:t xml:space="preserve"> — lo stesso con cui accedi alla posta.</w:t>
+      </w:r>
+    </w:p>
+    <w:p>
+      <w:pPr>
+        <w:pStyle w:val="Paragrafoelenco"/>
+        <w:numPr>
+          <w:ilvl w:val="0"/>
+          <w:numId w:val="2"/>
+        </w:numPr>
+        <w:spacing w:after="70" w:line="280" w:lineRule="auto"/>
+      </w:pPr>
+      <w:r>
         <w:t>L’</w:t>
       </w:r>
       <w:r>
@@ -3278,7 +3372,7 @@
         <w:keepNext/>
         <w:spacing w:before="340" w:after="130"/>
       </w:pPr>
-      <w:bookmarkStart w:id="3" w:name="_Toc240987586"/>
+      <w:bookmarkStart w:id="3" w:name="_Toc241222311"/>
       <w:r>
         <w:rPr>
           <w:color w:val="DC3230"/>
@@ -3719,7 +3813,7 @@
         </w:pBdr>
         <w:spacing w:after="220"/>
       </w:pPr>
-      <w:bookmarkStart w:id="4" w:name="_Toc240987587"/>
+      <w:bookmarkStart w:id="4" w:name="_Toc241222312"/>
       <w:r>
         <w:rPr>
           <w:color w:val="DC3230"/>
@@ -3742,10 +3836,10 @@
           <w:noProof/>
         </w:rPr>
         <w:drawing>
-          <wp:inline distT="0" distB="0" distL="0" distR="0" wp14:anchorId="75FE0C90" wp14:editId="2E34DB16">
+          <wp:inline distT="0" distB="0" distL="0" distR="0" wp14:anchorId="29F644CD" wp14:editId="67BA311B">
             <wp:extent cx="6096000" cy="2924175"/>
             <wp:effectExtent l="0" t="0" r="0" b="0"/>
-            <wp:docPr id="902663886" name="Immagine 902663886"/>
+            <wp:docPr id="1387768703" name="Immagine 1387768703"/>
             <wp:cNvGraphicFramePr>
               <a:graphicFrameLocks xmlns:a="http://schemas.openxmlformats.org/drawingml/2006/main" noChangeAspect="1"/>
             </wp:cNvGraphicFramePr>
@@ -4128,7 +4222,7 @@
         <w:keepNext/>
         <w:spacing w:before="340" w:after="130"/>
       </w:pPr>
-      <w:bookmarkStart w:id="5" w:name="_Toc240987588"/>
+      <w:bookmarkStart w:id="5" w:name="_Toc241222313"/>
       <w:r>
         <w:rPr>
           <w:color w:val="DC3230"/>
@@ -4150,7 +4244,21 @@
         <w:spacing w:after="70" w:line="280" w:lineRule="auto"/>
       </w:pPr>
       <w:r>
-        <w:t>Apri l’indirizzo del portale nel browser.</w:t>
+        <w:t xml:space="preserve">Apri </w:t>
+      </w:r>
+      <w:r>
+        <w:rPr>
+          <w:rFonts w:ascii="Consolas" w:eastAsia="Consolas" w:hAnsi="Consolas" w:cs="Consolas"/>
+          <w:b/>
+          <w:bCs/>
+          <w:color w:val="0A5D65"/>
+          <w:sz w:val="19"/>
+          <w:szCs w:val="19"/>
+        </w:rPr>
+        <w:t>https://guestportal.dompe.com</w:t>
+      </w:r>
+      <w:r>
+        <w:t xml:space="preserve"> nel browser.</w:t>
       </w:r>
     </w:p>
     <w:p>
@@ -4223,7 +4331,7 @@
         <w:keepNext/>
         <w:spacing w:before="340" w:after="130"/>
       </w:pPr>
-      <w:bookmarkStart w:id="6" w:name="_Toc240987589"/>
+      <w:bookmarkStart w:id="6" w:name="_Toc241222314"/>
       <w:r>
         <w:rPr>
           <w:color w:val="DC3230"/>
@@ -4251,10 +4359,10 @@
         </w:rPr>
         <w:lastRenderedPageBreak/>
         <w:drawing>
-          <wp:inline distT="0" distB="0" distL="0" distR="0" wp14:anchorId="3CC5AEB0" wp14:editId="06CB6BA9">
+          <wp:inline distT="0" distB="0" distL="0" distR="0" wp14:anchorId="6CFAC155" wp14:editId="6AD7C2A0">
             <wp:extent cx="6096000" cy="2219325"/>
             <wp:effectExtent l="0" t="0" r="0" b="0"/>
-            <wp:docPr id="1733108520" name="Immagine 1733108520"/>
+            <wp:docPr id="2088775592" name="Immagine 2088775592"/>
             <wp:cNvGraphicFramePr>
               <a:graphicFrameLocks xmlns:a="http://schemas.openxmlformats.org/drawingml/2006/main" noChangeAspect="1"/>
             </wp:cNvGraphicFramePr>
@@ -4443,7 +4551,7 @@
         <w:keepNext/>
         <w:spacing w:before="340" w:after="130"/>
       </w:pPr>
-      <w:bookmarkStart w:id="7" w:name="_Toc240987590"/>
+      <w:bookmarkStart w:id="7" w:name="_Toc241222315"/>
       <w:r>
         <w:rPr>
           <w:color w:val="DC3230"/>
@@ -4466,7 +4574,7 @@
         <w:keepNext/>
         <w:spacing w:before="340" w:after="130"/>
       </w:pPr>
-      <w:bookmarkStart w:id="8" w:name="_Toc240987591"/>
+      <w:bookmarkStart w:id="8" w:name="_Toc241222316"/>
       <w:r>
         <w:rPr>
           <w:color w:val="DC3230"/>
@@ -4576,7 +4684,7 @@
         </w:pBdr>
         <w:spacing w:after="220"/>
       </w:pPr>
-      <w:bookmarkStart w:id="9" w:name="_Toc240987592"/>
+      <w:bookmarkStart w:id="9" w:name="_Toc241222317"/>
       <w:r>
         <w:rPr>
           <w:color w:val="DC3230"/>
@@ -4599,10 +4707,10 @@
           <w:noProof/>
         </w:rPr>
         <w:drawing>
-          <wp:inline distT="0" distB="0" distL="0" distR="0" wp14:anchorId="44EDDE14" wp14:editId="746D7B21">
+          <wp:inline distT="0" distB="0" distL="0" distR="0" wp14:anchorId="725271ED" wp14:editId="5FE99066">
             <wp:extent cx="6096000" cy="2924175"/>
             <wp:effectExtent l="0" t="0" r="0" b="0"/>
-            <wp:docPr id="877861406" name="Immagine 877861406"/>
+            <wp:docPr id="8112829" name="Immagine 8112829"/>
             <wp:cNvGraphicFramePr>
               <a:graphicFrameLocks xmlns:a="http://schemas.openxmlformats.org/drawingml/2006/main" noChangeAspect="1"/>
             </wp:cNvGraphicFramePr>
@@ -5036,7 +5144,7 @@
         <w:keepNext/>
         <w:spacing w:before="340" w:after="130"/>
       </w:pPr>
-      <w:bookmarkStart w:id="10" w:name="_Toc240987593"/>
+      <w:bookmarkStart w:id="10" w:name="_Toc241222318"/>
       <w:r>
         <w:rPr>
           <w:color w:val="DC3230"/>
@@ -5722,7 +5830,7 @@
         </w:pBdr>
         <w:spacing w:after="220"/>
       </w:pPr>
-      <w:bookmarkStart w:id="11" w:name="_Toc240987594"/>
+      <w:bookmarkStart w:id="11" w:name="_Toc241222319"/>
       <w:r>
         <w:rPr>
           <w:color w:val="DC3230"/>
@@ -5750,10 +5858,10 @@
           <w:noProof/>
         </w:rPr>
         <w:drawing>
-          <wp:inline distT="0" distB="0" distL="0" distR="0" wp14:anchorId="2719A756" wp14:editId="1E355BF2">
+          <wp:inline distT="0" distB="0" distL="0" distR="0" wp14:anchorId="1E558A46" wp14:editId="52A66483">
             <wp:extent cx="6096000" cy="2724150"/>
             <wp:effectExtent l="0" t="0" r="0" b="0"/>
-            <wp:docPr id="1237368136" name="Immagine 1237368136"/>
+            <wp:docPr id="568915445" name="Immagine 568915445"/>
             <wp:cNvGraphicFramePr>
               <a:graphicFrameLocks xmlns:a="http://schemas.openxmlformats.org/drawingml/2006/main" noChangeAspect="1"/>
             </wp:cNvGraphicFramePr>
@@ -6616,7 +6724,7 @@
         <w:keepNext/>
         <w:spacing w:before="340" w:after="130"/>
       </w:pPr>
-      <w:bookmarkStart w:id="12" w:name="_Toc240987595"/>
+      <w:bookmarkStart w:id="12" w:name="_Toc241222320"/>
       <w:r>
         <w:rPr>
           <w:color w:val="DC3230"/>
@@ -7328,7 +7436,7 @@
         <w:keepNext/>
         <w:spacing w:before="340" w:after="130"/>
       </w:pPr>
-      <w:bookmarkStart w:id="13" w:name="_Toc240987596"/>
+      <w:bookmarkStart w:id="13" w:name="_Toc241222321"/>
       <w:r>
         <w:rPr>
           <w:color w:val="DC3230"/>
@@ -7820,7 +7928,7 @@
         <w:keepNext/>
         <w:spacing w:before="340" w:after="130"/>
       </w:pPr>
-      <w:bookmarkStart w:id="14" w:name="_Toc240987597"/>
+      <w:bookmarkStart w:id="14" w:name="_Toc241222322"/>
       <w:r>
         <w:rPr>
           <w:color w:val="DC3230"/>
@@ -7897,7 +8005,7 @@
         <w:keepNext/>
         <w:spacing w:before="340" w:after="130"/>
       </w:pPr>
-      <w:bookmarkStart w:id="15" w:name="_Toc240987598"/>
+      <w:bookmarkStart w:id="15" w:name="_Toc241222323"/>
       <w:r>
         <w:rPr>
           <w:color w:val="DC3230"/>
@@ -8479,7 +8587,7 @@
         </w:pBdr>
         <w:spacing w:after="220"/>
       </w:pPr>
-      <w:bookmarkStart w:id="16" w:name="_Toc240987599"/>
+      <w:bookmarkStart w:id="16" w:name="_Toc241222324"/>
       <w:r>
         <w:rPr>
           <w:color w:val="DC3230"/>
@@ -8502,10 +8610,10 @@
           <w:noProof/>
         </w:rPr>
         <w:drawing>
-          <wp:inline distT="0" distB="0" distL="0" distR="0" wp14:anchorId="00151441" wp14:editId="43B6C413">
+          <wp:inline distT="0" distB="0" distL="0" distR="0" wp14:anchorId="546AE190" wp14:editId="235C2157">
             <wp:extent cx="6096000" cy="2790825"/>
             <wp:effectExtent l="0" t="0" r="0" b="0"/>
-            <wp:docPr id="655913067" name="Immagine 655913067"/>
+            <wp:docPr id="491518161" name="Immagine 491518161"/>
             <wp:cNvGraphicFramePr>
               <a:graphicFrameLocks xmlns:a="http://schemas.openxmlformats.org/drawingml/2006/main" noChangeAspect="1"/>
             </wp:cNvGraphicFramePr>
@@ -9032,7 +9140,7 @@
         <w:keepNext/>
         <w:spacing w:before="340" w:after="130"/>
       </w:pPr>
-      <w:bookmarkStart w:id="17" w:name="_Toc240987600"/>
+      <w:bookmarkStart w:id="17" w:name="_Toc241222325"/>
       <w:r>
         <w:rPr>
           <w:color w:val="DC3230"/>
@@ -9178,7 +9286,7 @@
         <w:keepNext/>
         <w:spacing w:before="340" w:after="130"/>
       </w:pPr>
-      <w:bookmarkStart w:id="18" w:name="_Toc240987601"/>
+      <w:bookmarkStart w:id="18" w:name="_Toc241222326"/>
       <w:r>
         <w:rPr>
           <w:color w:val="DC3230"/>
@@ -9977,7 +10085,7 @@
         <w:keepNext/>
         <w:spacing w:before="340" w:after="130"/>
       </w:pPr>
-      <w:bookmarkStart w:id="19" w:name="_Toc240987602"/>
+      <w:bookmarkStart w:id="19" w:name="_Toc241222327"/>
       <w:r>
         <w:rPr>
           <w:color w:val="DC3230"/>
@@ -10079,7 +10187,7 @@
         <w:keepNext/>
         <w:spacing w:before="340" w:after="130"/>
       </w:pPr>
-      <w:bookmarkStart w:id="20" w:name="_Toc240987603"/>
+      <w:bookmarkStart w:id="20" w:name="_Toc241222328"/>
       <w:r>
         <w:rPr>
           <w:color w:val="DC3230"/>
@@ -10297,7 +10405,7 @@
         </w:pBdr>
         <w:spacing w:after="220"/>
       </w:pPr>
-      <w:bookmarkStart w:id="21" w:name="_Toc240987604"/>
+      <w:bookmarkStart w:id="21" w:name="_Toc241222329"/>
       <w:r>
         <w:rPr>
           <w:color w:val="DC3230"/>
@@ -10316,7 +10424,7 @@
         <w:keepNext/>
         <w:spacing w:before="340" w:after="130"/>
       </w:pPr>
-      <w:bookmarkStart w:id="22" w:name="_Toc240987605"/>
+      <w:bookmarkStart w:id="22" w:name="_Toc241222330"/>
       <w:r>
         <w:rPr>
           <w:color w:val="DC3230"/>
@@ -10467,7 +10575,7 @@
         <w:keepNext/>
         <w:spacing w:before="340" w:after="130"/>
       </w:pPr>
-      <w:bookmarkStart w:id="23" w:name="_Toc240987606"/>
+      <w:bookmarkStart w:id="23" w:name="_Toc241222331"/>
       <w:r>
         <w:rPr>
           <w:color w:val="DC3230"/>
@@ -10526,7 +10634,7 @@
         <w:keepNext/>
         <w:spacing w:before="340" w:after="130"/>
       </w:pPr>
-      <w:bookmarkStart w:id="24" w:name="_Toc240987607"/>
+      <w:bookmarkStart w:id="24" w:name="_Toc241222332"/>
       <w:r>
         <w:rPr>
           <w:color w:val="DC3230"/>
@@ -10579,7 +10687,7 @@
         <w:keepNext/>
         <w:spacing w:before="340" w:after="130"/>
       </w:pPr>
-      <w:bookmarkStart w:id="25" w:name="_Toc240987608"/>
+      <w:bookmarkStart w:id="25" w:name="_Toc241222333"/>
       <w:r>
         <w:rPr>
           <w:color w:val="DC3230"/>
@@ -10640,7 +10748,7 @@
         </w:pBdr>
         <w:spacing w:after="220"/>
       </w:pPr>
-      <w:bookmarkStart w:id="26" w:name="_Toc240987609"/>
+      <w:bookmarkStart w:id="26" w:name="_Toc241222334"/>
       <w:r>
         <w:rPr>
           <w:color w:val="DC3230"/>
@@ -11327,7 +11435,7 @@
         </w:pBdr>
         <w:spacing w:after="220"/>
       </w:pPr>
-      <w:bookmarkStart w:id="27" w:name="_Toc240987610"/>
+      <w:bookmarkStart w:id="27" w:name="_Toc241222335"/>
       <w:r>
         <w:rPr>
           <w:color w:val="DC3230"/>
@@ -11346,7 +11454,7 @@
         <w:keepNext/>
         <w:spacing w:before="340" w:after="130"/>
       </w:pPr>
-      <w:bookmarkStart w:id="28" w:name="_Toc240987611"/>
+      <w:bookmarkStart w:id="28" w:name="_Toc241222336"/>
       <w:r>
         <w:rPr>
           <w:color w:val="DC3230"/>
@@ -11435,7 +11543,7 @@
         <w:keepNext/>
         <w:spacing w:before="340" w:after="130"/>
       </w:pPr>
-      <w:bookmarkStart w:id="29" w:name="_Toc240987612"/>
+      <w:bookmarkStart w:id="29" w:name="_Toc241222337"/>
       <w:r>
         <w:rPr>
           <w:color w:val="DC3230"/>
@@ -11465,7 +11573,7 @@
         <w:keepNext/>
         <w:spacing w:before="340" w:after="130"/>
       </w:pPr>
-      <w:bookmarkStart w:id="30" w:name="_Toc240987613"/>
+      <w:bookmarkStart w:id="30" w:name="_Toc241222338"/>
       <w:r>
         <w:rPr>
           <w:color w:val="DC3230"/>
@@ -11578,7 +11686,7 @@
         <w:keepNext/>
         <w:spacing w:before="340" w:after="130"/>
       </w:pPr>
-      <w:bookmarkStart w:id="31" w:name="_Toc240987614"/>
+      <w:bookmarkStart w:id="31" w:name="_Toc241222339"/>
       <w:r>
         <w:rPr>
           <w:color w:val="DC3230"/>
@@ -11621,7 +11729,7 @@
         <w:keepNext/>
         <w:spacing w:before="340" w:after="130"/>
       </w:pPr>
-      <w:bookmarkStart w:id="32" w:name="_Toc240987615"/>
+      <w:bookmarkStart w:id="32" w:name="_Toc241222340"/>
       <w:r>
         <w:rPr>
           <w:color w:val="DC3230"/>
@@ -11655,7 +11763,7 @@
         </w:pBdr>
         <w:spacing w:after="220"/>
       </w:pPr>
-      <w:bookmarkStart w:id="33" w:name="_Toc240987616"/>
+      <w:bookmarkStart w:id="33" w:name="_Toc241222341"/>
       <w:r>
         <w:rPr>
           <w:color w:val="DC3230"/>
@@ -12936,7 +13044,7 @@
         </w:pBdr>
         <w:spacing w:after="220"/>
       </w:pPr>
-      <w:bookmarkStart w:id="34" w:name="_Toc240987617"/>
+      <w:bookmarkStart w:id="34" w:name="_Toc241222342"/>
       <w:r>
         <w:rPr>
           <w:color w:val="DC3230"/>
@@ -13847,7 +13955,7 @@
         </w:pBdr>
         <w:spacing w:after="220"/>
       </w:pPr>
-      <w:bookmarkStart w:id="35" w:name="_Toc240987618"/>
+      <w:bookmarkStart w:id="35" w:name="_Toc241222343"/>
       <w:r>
         <w:rPr>
           <w:color w:val="DC3230"/>
@@ -15189,10 +15297,10 @@
         <w:noProof/>
       </w:rPr>
       <w:drawing>
-        <wp:inline distT="0" distB="0" distL="0" distR="0" wp14:anchorId="55626BE5" wp14:editId="3BD21485">
+        <wp:inline distT="0" distB="0" distL="0" distR="0" wp14:anchorId="42EF8890" wp14:editId="7A56C810">
           <wp:extent cx="904875" cy="352425"/>
           <wp:effectExtent l="0" t="0" r="0" b="0"/>
-          <wp:docPr id="1161131126" name="Immagine 1161131126"/>
+          <wp:docPr id="1864197931" name="Immagine 1864197931"/>
           <wp:cNvGraphicFramePr>
             <a:graphicFrameLocks xmlns:a="http://schemas.openxmlformats.org/drawingml/2006/main" noChangeAspect="1"/>
           </wp:cNvGraphicFramePr>
@@ -15240,10 +15348,80 @@
 <file path=word/numbering.xml><?xml version="1.0" encoding="utf-8"?>
 <w:numbering xmlns:wpc="http://schemas.microsoft.com/office/word/2010/wordprocessingCanvas" xmlns:cx="http://schemas.microsoft.com/office/drawing/2014/chartex" xmlns:cx1="http://schemas.microsoft.com/office/drawing/2015/9/8/chartex" xmlns:cx2="http://schemas.microsoft.com/office/drawing/2015/10/21/chartex" xmlns:cx3="http://schemas.microsoft.com/office/drawing/2016/5/9/chartex" xmlns:cx4="http://schemas.microsoft.com/office/drawing/2016/5/10/chartex" xmlns:cx5="http://schemas.microsoft.com/office/drawing/2016/5/11/chartex" xmlns:cx6="http://schemas.microsoft.com/office/drawing/2016/5/12/chartex" xmlns:cx7="http://schemas.microsoft.com/office/drawing/2016/5/13/chartex" xmlns:cx8="http://schemas.microsoft.com/office/drawing/2016/5/14/chartex" xmlns:mc="http://schemas.openxmlformats.org/markup-compatibility/2006" xmlns:aink="http://schemas.microsoft.com/office/drawing/2016/ink" xmlns:am3d="http://schemas.microsoft.com/office/drawing/2017/model3d" xmlns:o="urn:schemas-microsoft-com:office:office" xmlns:oel="http://schemas.microsoft.com/office/2019/extlst" xmlns:r="http://schemas.openxmlformats.org/officeDocument/2006/relationships" xmlns:m="http://schemas.openxmlformats.org/officeDocument/2006/math" xmlns:v="urn:schemas-microsoft-com:vml" xmlns:wp14="http://schemas.microsoft.com/office/word/2010/wordprocessingDrawing" xmlns:wp="http://schemas.openxmlformats.org/drawingml/2006/wordprocessingDrawing" xmlns:w10="urn:schemas-microsoft-com:office:word" xmlns:w="http://schemas.openxmlformats.org/wordprocessingml/2006/main" xmlns:w14="http://schemas.microsoft.com/office/word/2010/wordml" xmlns:w15="http://schemas.microsoft.com/office/word/2012/wordml" xmlns:w16cex="http://schemas.microsoft.com/office/word/2018/wordml/cex" xmlns:w16cid="http://schemas.microsoft.com/office/word/2016/wordml/cid" xmlns:w16="http://schemas.microsoft.com/office/word/2018/wordml" xmlns:w16du="http://schemas.microsoft.com/office/word/2023/wordml/word16du" xmlns:w16sdtdh="http://schemas.microsoft.com/office/word/2020/wordml/sdtdatahash" xmlns:w16sdtfl="http://schemas.microsoft.com/office/word/2024/wordml/sdtformatlock" xmlns:w16se="http://schemas.microsoft.com/office/word/2015/wordml/symex" xmlns:wpg="http://schemas.microsoft.com/office/word/2010/wordprocessingGroup" xmlns:wpi="http://schemas.microsoft.com/office/word/2010/wordprocessingInk" xmlns:wne="http://schemas.microsoft.com/office/word/2006/wordml" xmlns:wps="http://schemas.microsoft.com/office/word/2010/wordprocessingShape" mc:Ignorable="w14 w15 w16se w16cid w16 w16cex w16sdtdh w16sdtfl w16du wp14">
   <w:abstractNum w:abstractNumId="0" w15:restartNumberingAfterBreak="0">
-    <w:nsid w:val="108E4938"/>
+    <w:nsid w:val="3FAE2924"/>
     <w:multiLevelType w:val="hybridMultilevel"/>
-    <w:tmpl w:val="46721AB0"/>
-    <w:lvl w:ilvl="0" w:tplc="20A473A0">
+    <w:tmpl w:val="EE7007AA"/>
+    <w:lvl w:ilvl="0" w:tplc="5F42E67E">
+      <w:start w:val="1"/>
+      <w:numFmt w:val="decimal"/>
+      <w:lvlText w:val="%1."/>
+      <w:lvlJc w:val="left"/>
+      <w:pPr>
+        <w:ind w:left="400" w:hanging="260"/>
+      </w:pPr>
+      <w:rPr>
+        <w:rFonts w:ascii="Arial" w:eastAsia="Arial" w:hAnsi="Arial" w:cs="Arial"/>
+        <w:b/>
+        <w:bCs/>
+        <w:color w:val="DC3230"/>
+      </w:rPr>
+    </w:lvl>
+    <w:lvl w:ilvl="1" w:tplc="1CB81296">
+      <w:start w:val="1"/>
+      <w:numFmt w:val="lowerLetter"/>
+      <w:lvlText w:val="%2."/>
+      <w:lvlJc w:val="left"/>
+      <w:pPr>
+        <w:ind w:left="760" w:hanging="260"/>
+      </w:pPr>
+      <w:rPr>
+        <w:rFonts w:ascii="Arial" w:eastAsia="Arial" w:hAnsi="Arial" w:cs="Arial"/>
+        <w:b/>
+        <w:bCs/>
+        <w:color w:val="0A5D65"/>
+      </w:rPr>
+    </w:lvl>
+    <w:lvl w:ilvl="2" w:tplc="7C3A3CD4">
+      <w:numFmt w:val="decimal"/>
+      <w:lvlText w:val=""/>
+      <w:lvlJc w:val="left"/>
+    </w:lvl>
+    <w:lvl w:ilvl="3" w:tplc="00367F2C">
+      <w:numFmt w:val="decimal"/>
+      <w:lvlText w:val=""/>
+      <w:lvlJc w:val="left"/>
+    </w:lvl>
+    <w:lvl w:ilvl="4" w:tplc="1B66902E">
+      <w:numFmt w:val="decimal"/>
+      <w:lvlText w:val=""/>
+      <w:lvlJc w:val="left"/>
+    </w:lvl>
+    <w:lvl w:ilvl="5" w:tplc="96663660">
+      <w:numFmt w:val="decimal"/>
+      <w:lvlText w:val=""/>
+      <w:lvlJc w:val="left"/>
+    </w:lvl>
+    <w:lvl w:ilvl="6" w:tplc="8D1CD9B2">
+      <w:numFmt w:val="decimal"/>
+      <w:lvlText w:val=""/>
+      <w:lvlJc w:val="left"/>
+    </w:lvl>
+    <w:lvl w:ilvl="7" w:tplc="0DB41208">
+      <w:numFmt w:val="decimal"/>
+      <w:lvlText w:val=""/>
+      <w:lvlJc w:val="left"/>
+    </w:lvl>
+    <w:lvl w:ilvl="8" w:tplc="0E483394">
+      <w:numFmt w:val="decimal"/>
+      <w:lvlText w:val=""/>
+      <w:lvlJc w:val="left"/>
+    </w:lvl>
+  </w:abstractNum>
+  <w:abstractNum w:abstractNumId="1" w15:restartNumberingAfterBreak="0">
+    <w:nsid w:val="5CA742D5"/>
+    <w:multiLevelType w:val="hybridMultilevel"/>
+    <w:tmpl w:val="FBAA3384"/>
+    <w:lvl w:ilvl="0" w:tplc="A5F40386">
       <w:start w:val="1"/>
       <w:numFmt w:val="bullet"/>
       <w:lvlText w:val="●"/>
@@ -15252,7 +15430,7 @@
         <w:ind w:left="720" w:hanging="360"/>
       </w:pPr>
     </w:lvl>
-    <w:lvl w:ilvl="1" w:tplc="38CEA24C">
+    <w:lvl w:ilvl="1" w:tplc="74544A12">
       <w:start w:val="1"/>
       <w:numFmt w:val="bullet"/>
       <w:lvlText w:val="○"/>
@@ -15261,7 +15439,7 @@
         <w:ind w:left="1440" w:hanging="360"/>
       </w:pPr>
     </w:lvl>
-    <w:lvl w:ilvl="2" w:tplc="AFC238B6">
+    <w:lvl w:ilvl="2" w:tplc="E48A1FB4">
       <w:start w:val="1"/>
       <w:numFmt w:val="bullet"/>
       <w:lvlText w:val="■"/>
@@ -15270,7 +15448,7 @@
         <w:ind w:left="2160" w:hanging="360"/>
       </w:pPr>
     </w:lvl>
-    <w:lvl w:ilvl="3" w:tplc="0588750A">
+    <w:lvl w:ilvl="3" w:tplc="84949AF0">
       <w:start w:val="1"/>
       <w:numFmt w:val="bullet"/>
       <w:lvlText w:val="●"/>
@@ -15279,7 +15457,7 @@
         <w:ind w:left="2880" w:hanging="360"/>
       </w:pPr>
     </w:lvl>
-    <w:lvl w:ilvl="4" w:tplc="6E3C6C78">
+    <w:lvl w:ilvl="4" w:tplc="5310F508">
       <w:start w:val="1"/>
       <w:numFmt w:val="bullet"/>
       <w:lvlText w:val="○"/>
@@ -15288,7 +15466,7 @@
         <w:ind w:left="3600" w:hanging="360"/>
       </w:pPr>
     </w:lvl>
-    <w:lvl w:ilvl="5" w:tplc="D5FA7C12">
+    <w:lvl w:ilvl="5" w:tplc="CED6A100">
       <w:start w:val="1"/>
       <w:numFmt w:val="bullet"/>
       <w:lvlText w:val="■"/>
@@ -15297,7 +15475,7 @@
         <w:ind w:left="4320" w:hanging="360"/>
       </w:pPr>
     </w:lvl>
-    <w:lvl w:ilvl="6" w:tplc="45264EC6">
+    <w:lvl w:ilvl="6" w:tplc="EA1CE63E">
       <w:start w:val="1"/>
       <w:numFmt w:val="bullet"/>
       <w:lvlText w:val="●"/>
@@ -15306,7 +15484,7 @@
         <w:ind w:left="5040" w:hanging="360"/>
       </w:pPr>
     </w:lvl>
-    <w:lvl w:ilvl="7" w:tplc="9BB64480">
+    <w:lvl w:ilvl="7" w:tplc="58BC9BC8">
       <w:start w:val="1"/>
       <w:numFmt w:val="bullet"/>
       <w:lvlText w:val="●"/>
@@ -15315,7 +15493,7 @@
         <w:ind w:left="5760" w:hanging="360"/>
       </w:pPr>
     </w:lvl>
-    <w:lvl w:ilvl="8" w:tplc="4B427F34">
+    <w:lvl w:ilvl="8" w:tplc="BF049584">
       <w:start w:val="1"/>
       <w:numFmt w:val="bullet"/>
       <w:lvlText w:val="●"/>
@@ -15325,11 +15503,11 @@
       </w:pPr>
     </w:lvl>
   </w:abstractNum>
-  <w:abstractNum w:abstractNumId="1" w15:restartNumberingAfterBreak="0">
-    <w:nsid w:val="765C7A12"/>
+  <w:abstractNum w:abstractNumId="2" w15:restartNumberingAfterBreak="0">
+    <w:nsid w:val="6E5B773C"/>
     <w:multiLevelType w:val="hybridMultilevel"/>
-    <w:tmpl w:val="B7A6FFA4"/>
-    <w:lvl w:ilvl="0" w:tplc="F5A69CB6">
+    <w:tmpl w:val="39AAB766"/>
+    <w:lvl w:ilvl="0" w:tplc="47A04660">
       <w:start w:val="1"/>
       <w:numFmt w:val="bullet"/>
       <w:lvlText w:val="●"/>
@@ -15344,7 +15522,7 @@
         <w:szCs w:val="14"/>
       </w:rPr>
     </w:lvl>
-    <w:lvl w:ilvl="1" w:tplc="7BD28974">
+    <w:lvl w:ilvl="1" w:tplc="467A2C82">
       <w:start w:val="1"/>
       <w:numFmt w:val="bullet"/>
       <w:lvlText w:val="–"/>
@@ -15357,150 +15535,80 @@
         <w:color w:val="0A5D65"/>
       </w:rPr>
     </w:lvl>
-    <w:lvl w:ilvl="2" w:tplc="9672301E">
+    <w:lvl w:ilvl="2" w:tplc="F2D8EE86">
       <w:numFmt w:val="decimal"/>
       <w:lvlText w:val=""/>
       <w:lvlJc w:val="left"/>
     </w:lvl>
-    <w:lvl w:ilvl="3" w:tplc="3D52F152">
+    <w:lvl w:ilvl="3" w:tplc="38B0334E">
       <w:numFmt w:val="decimal"/>
       <w:lvlText w:val=""/>
       <w:lvlJc w:val="left"/>
     </w:lvl>
-    <w:lvl w:ilvl="4" w:tplc="7CE6E134">
+    <w:lvl w:ilvl="4" w:tplc="922C070A">
       <w:numFmt w:val="decimal"/>
       <w:lvlText w:val=""/>
       <w:lvlJc w:val="left"/>
     </w:lvl>
-    <w:lvl w:ilvl="5" w:tplc="27C07338">
+    <w:lvl w:ilvl="5" w:tplc="44B2C054">
       <w:numFmt w:val="decimal"/>
       <w:lvlText w:val=""/>
       <w:lvlJc w:val="left"/>
     </w:lvl>
-    <w:lvl w:ilvl="6" w:tplc="859AD060">
+    <w:lvl w:ilvl="6" w:tplc="FDA0A170">
       <w:numFmt w:val="decimal"/>
       <w:lvlText w:val=""/>
       <w:lvlJc w:val="left"/>
     </w:lvl>
-    <w:lvl w:ilvl="7" w:tplc="A628EE3E">
+    <w:lvl w:ilvl="7" w:tplc="ADC29578">
       <w:numFmt w:val="decimal"/>
       <w:lvlText w:val=""/>
       <w:lvlJc w:val="left"/>
     </w:lvl>
-    <w:lvl w:ilvl="8" w:tplc="6568DDA2">
+    <w:lvl w:ilvl="8" w:tplc="8F4829C2">
       <w:numFmt w:val="decimal"/>
       <w:lvlText w:val=""/>
       <w:lvlJc w:val="left"/>
     </w:lvl>
   </w:abstractNum>
-  <w:abstractNum w:abstractNumId="2" w15:restartNumberingAfterBreak="0">
-    <w:nsid w:val="7715266D"/>
-    <w:multiLevelType w:val="hybridMultilevel"/>
-    <w:tmpl w:val="A372CA7C"/>
-    <w:lvl w:ilvl="0" w:tplc="89DEB55E">
-      <w:start w:val="1"/>
-      <w:numFmt w:val="decimal"/>
-      <w:lvlText w:val="%1."/>
-      <w:lvlJc w:val="left"/>
-      <w:pPr>
-        <w:ind w:left="400" w:hanging="260"/>
-      </w:pPr>
-      <w:rPr>
-        <w:rFonts w:ascii="Arial" w:eastAsia="Arial" w:hAnsi="Arial" w:cs="Arial"/>
-        <w:b/>
-        <w:bCs/>
-        <w:color w:val="DC3230"/>
-      </w:rPr>
-    </w:lvl>
-    <w:lvl w:ilvl="1" w:tplc="4ECEB042">
-      <w:start w:val="1"/>
-      <w:numFmt w:val="lowerLetter"/>
-      <w:lvlText w:val="%2."/>
-      <w:lvlJc w:val="left"/>
-      <w:pPr>
-        <w:ind w:left="760" w:hanging="260"/>
-      </w:pPr>
-      <w:rPr>
-        <w:rFonts w:ascii="Arial" w:eastAsia="Arial" w:hAnsi="Arial" w:cs="Arial"/>
-        <w:b/>
-        <w:bCs/>
-        <w:color w:val="0A5D65"/>
-      </w:rPr>
-    </w:lvl>
-    <w:lvl w:ilvl="2" w:tplc="55028DB2">
-      <w:numFmt w:val="decimal"/>
-      <w:lvlText w:val=""/>
-      <w:lvlJc w:val="left"/>
-    </w:lvl>
-    <w:lvl w:ilvl="3" w:tplc="73FACBB8">
-      <w:numFmt w:val="decimal"/>
-      <w:lvlText w:val=""/>
-      <w:lvlJc w:val="left"/>
-    </w:lvl>
-    <w:lvl w:ilvl="4" w:tplc="086A42C6">
-      <w:numFmt w:val="decimal"/>
-      <w:lvlText w:val=""/>
-      <w:lvlJc w:val="left"/>
-    </w:lvl>
-    <w:lvl w:ilvl="5" w:tplc="1DD001F6">
-      <w:numFmt w:val="decimal"/>
-      <w:lvlText w:val=""/>
-      <w:lvlJc w:val="left"/>
-    </w:lvl>
-    <w:lvl w:ilvl="6" w:tplc="B9F801DA">
-      <w:numFmt w:val="decimal"/>
-      <w:lvlText w:val=""/>
-      <w:lvlJc w:val="left"/>
-    </w:lvl>
-    <w:lvl w:ilvl="7" w:tplc="65026ED0">
-      <w:numFmt w:val="decimal"/>
-      <w:lvlText w:val=""/>
-      <w:lvlJc w:val="left"/>
-    </w:lvl>
-    <w:lvl w:ilvl="8" w:tplc="AC5E00D8">
-      <w:numFmt w:val="decimal"/>
-      <w:lvlText w:val=""/>
-      <w:lvlJc w:val="left"/>
-    </w:lvl>
-  </w:abstractNum>
-  <w:num w:numId="1" w16cid:durableId="915558279">
+  <w:num w:numId="1" w16cid:durableId="1717661401">
+    <w:abstractNumId w:val="1"/>
+    <w:lvlOverride w:ilvl="0">
+      <w:startOverride w:val="1"/>
+    </w:lvlOverride>
+  </w:num>
+  <w:num w:numId="2" w16cid:durableId="1709258242">
+    <w:abstractNumId w:val="2"/>
+    <w:lvlOverride w:ilvl="0">
+      <w:startOverride w:val="1"/>
+    </w:lvlOverride>
+  </w:num>
+  <w:num w:numId="3" w16cid:durableId="1136874537">
     <w:abstractNumId w:val="0"/>
     <w:lvlOverride w:ilvl="0">
       <w:startOverride w:val="1"/>
     </w:lvlOverride>
   </w:num>
-  <w:num w:numId="2" w16cid:durableId="1291518257">
-    <w:abstractNumId w:val="1"/>
+  <w:num w:numId="4" w16cid:durableId="1636908025">
+    <w:abstractNumId w:val="0"/>
     <w:lvlOverride w:ilvl="0">
       <w:startOverride w:val="1"/>
     </w:lvlOverride>
   </w:num>
-  <w:num w:numId="3" w16cid:durableId="642345062">
-    <w:abstractNumId w:val="2"/>
+  <w:num w:numId="5" w16cid:durableId="456142697">
+    <w:abstractNumId w:val="0"/>
     <w:lvlOverride w:ilvl="0">
       <w:startOverride w:val="1"/>
     </w:lvlOverride>
   </w:num>
-  <w:num w:numId="4" w16cid:durableId="783771301">
-    <w:abstractNumId w:val="2"/>
+  <w:num w:numId="6" w16cid:durableId="1547137557">
+    <w:abstractNumId w:val="0"/>
     <w:lvlOverride w:ilvl="0">
       <w:startOverride w:val="1"/>
     </w:lvlOverride>
   </w:num>
-  <w:num w:numId="5" w16cid:durableId="109013051">
-    <w:abstractNumId w:val="2"/>
-    <w:lvlOverride w:ilvl="0">
-      <w:startOverride w:val="1"/>
-    </w:lvlOverride>
-  </w:num>
-  <w:num w:numId="6" w16cid:durableId="109712016">
-    <w:abstractNumId w:val="2"/>
-    <w:lvlOverride w:ilvl="0">
-      <w:startOverride w:val="1"/>
-    </w:lvlOverride>
-  </w:num>
-  <w:num w:numId="7" w16cid:durableId="237909992">
-    <w:abstractNumId w:val="2"/>
+  <w:num w:numId="7" w16cid:durableId="342321502">
+    <w:abstractNumId w:val="0"/>
     <w:lvlOverride w:ilvl="0">
       <w:startOverride w:val="1"/>
     </w:lvlOverride>
@@ -16143,7 +16251,7 @@
     <w:autoRedefine/>
     <w:uiPriority w:val="39"/>
     <w:unhideWhenUsed/>
-    <w:rsid w:val="00D6041A"/>
+    <w:rsid w:val="00266291"/>
     <w:pPr>
       <w:spacing w:after="100"/>
     </w:pPr>
@@ -16155,7 +16263,7 @@
     <w:autoRedefine/>
     <w:uiPriority w:val="39"/>
     <w:unhideWhenUsed/>
-    <w:rsid w:val="00D6041A"/>
+    <w:rsid w:val="00266291"/>
     <w:pPr>
       <w:spacing w:after="100"/>
       <w:ind w:left="210"/>
